--- a/Документы/ПМИ.docx
+++ b/Документы/ПМИ.docx
@@ -2537,23 +2537,7 @@
         <w:t xml:space="preserve"> </w:t>
       </w:r>
       <w:r>
-        <w:t xml:space="preserve">современная реализация классической аркадной игры </w:t>
-      </w:r>
-      <w:proofErr w:type="spellStart"/>
-      <w:r>
-        <w:t>Snake</w:t>
-      </w:r>
-      <w:proofErr w:type="spellEnd"/>
-      <w:r>
-        <w:t xml:space="preserve"> на языке Python с использованием библиотеки </w:t>
-      </w:r>
-      <w:proofErr w:type="spellStart"/>
-      <w:r>
-        <w:t>Tkinter</w:t>
-      </w:r>
-      <w:proofErr w:type="spellEnd"/>
-      <w:r>
-        <w:t>.</w:t>
+        <w:t>современная реализация классической аркадной игры Snake на языке Python с использованием библиотеки Tkinter.</w:t>
       </w:r>
     </w:p>
     <w:p>
@@ -2611,6 +2595,9 @@
       </w:r>
       <w:r>
         <w:t>,</w:t>
+      </w:r>
+      <w:r>
+        <w:t xml:space="preserve"> </w:t>
       </w:r>
       <w:r>
         <w:t>файл зависимостей «</w:t>
@@ -2824,28 +2811,19 @@
         <w:t>34.603–92 «</w:t>
       </w:r>
       <w:r>
-        <w:t>Информационная технология. Виды испытаний автоматизированных систем»</w:t>
-      </w:r>
-      <w:r>
-        <w:t xml:space="preserve">, </w:t>
+        <w:t xml:space="preserve">Информационная технология. Виды испытаний автоматизированных систем», </w:t>
       </w:r>
       <w:r>
         <w:t>т</w:t>
       </w:r>
       <w:r>
-        <w:t>ехническое задание на разработку игры «Змейка»</w:t>
-      </w:r>
-      <w:r>
-        <w:t xml:space="preserve">, </w:t>
+        <w:t xml:space="preserve">ехническое задание на разработку игры «Змейка», </w:t>
       </w:r>
       <w:r>
         <w:t>р</w:t>
       </w:r>
       <w:r>
-        <w:t>уководство пользователя</w:t>
-      </w:r>
-      <w:r>
-        <w:t xml:space="preserve">, </w:t>
+        <w:t xml:space="preserve">уководство пользователя, </w:t>
       </w:r>
       <w:r>
         <w:t>файл «</w:t>
@@ -2937,57 +2915,13 @@
         <w:ind w:firstLine="0"/>
       </w:pPr>
       <w:r>
-        <w:t xml:space="preserve">Исполнитель </w:t>
-      </w:r>
-      <w:r>
-        <w:t xml:space="preserve">– </w:t>
-      </w:r>
-      <w:r>
-        <w:t>студент группы ИСПк-</w:t>
-      </w:r>
-      <w:r>
-        <w:t>2</w:t>
-      </w:r>
-      <w:r>
-        <w:t>0</w:t>
-      </w:r>
-      <w:r>
-        <w:t>3</w:t>
-      </w:r>
-      <w:r>
-        <w:t>-5</w:t>
-      </w:r>
-      <w:r>
-        <w:t>2</w:t>
-      </w:r>
-      <w:r>
-        <w:t>-00</w:t>
-      </w:r>
-      <w:r>
-        <w:t xml:space="preserve"> Шильников М.Ю</w:t>
+        <w:t>Исполнитель – студент группы ИСПк-203-52-00 Шильников М.Ю</w:t>
       </w:r>
       <w:r>
         <w:t xml:space="preserve">, </w:t>
       </w:r>
       <w:r>
-        <w:t xml:space="preserve">Заказчик </w:t>
-      </w:r>
-      <w:r>
-        <w:t>–</w:t>
-      </w:r>
-      <w:r>
-        <w:t xml:space="preserve"> комиссия</w:t>
-      </w:r>
-      <w:r>
-        <w:t xml:space="preserve"> </w:t>
-      </w:r>
-      <w:proofErr w:type="spellStart"/>
-      <w:r>
-        <w:t>ВятГУ</w:t>
-      </w:r>
-      <w:proofErr w:type="spellEnd"/>
-      <w:r>
-        <w:t>.</w:t>
+        <w:t>Заказчик – комиссия ВятГУ.</w:t>
       </w:r>
     </w:p>
     <w:p>
@@ -3015,40 +2949,25 @@
         <w:ind w:firstLine="0"/>
       </w:pPr>
       <w:r>
-        <w:t xml:space="preserve">Настоящая </w:t>
-      </w:r>
-      <w:r>
-        <w:t>п</w:t>
-      </w:r>
-      <w:r>
-        <w:t>рограмма и методика испытаний</w:t>
+        <w:t>Настоящая программа и методика испытаний</w:t>
       </w:r>
       <w:r>
         <w:t xml:space="preserve">, </w:t>
       </w:r>
       <w:r>
-        <w:t>р</w:t>
-      </w:r>
-      <w:r>
-        <w:t>уководство пользователя</w:t>
+        <w:t>руководство пользователя</w:t>
       </w:r>
       <w:r>
         <w:t xml:space="preserve">, </w:t>
       </w:r>
       <w:r>
-        <w:t>и</w:t>
-      </w:r>
-      <w:r>
-        <w:t>сходный код программы</w:t>
+        <w:t>исходный код программы</w:t>
       </w:r>
       <w:r>
         <w:t xml:space="preserve">, </w:t>
       </w:r>
       <w:r>
-        <w:t>т</w:t>
-      </w:r>
-      <w:r>
-        <w:t>ехническое задание.</w:t>
+        <w:t>техническое задание.</w:t>
       </w:r>
     </w:p>
     <w:p>
@@ -3104,10 +3023,7 @@
         <w:ind w:firstLine="709"/>
       </w:pPr>
       <w:r>
-        <w:t>п</w:t>
-      </w:r>
-      <w:r>
-        <w:t>роверка комплектности и документации;</w:t>
+        <w:t>проверка комплектности и документации;</w:t>
       </w:r>
     </w:p>
     <w:p>
@@ -3116,10 +3032,7 @@
         <w:ind w:firstLine="709"/>
       </w:pPr>
       <w:r>
-        <w:t>ф</w:t>
-      </w:r>
-      <w:r>
-        <w:t>ункциональное тестирование;</w:t>
+        <w:t>функциональное тестирование;</w:t>
       </w:r>
     </w:p>
     <w:p>
@@ -3128,10 +3041,7 @@
         <w:ind w:firstLine="709"/>
       </w:pPr>
       <w:r>
-        <w:t>т</w:t>
-      </w:r>
-      <w:r>
-        <w:t>естирование интерфейса и управления;</w:t>
+        <w:t>тестирование интерфейса и управления;</w:t>
       </w:r>
     </w:p>
     <w:p>
@@ -3140,10 +3050,7 @@
         <w:ind w:firstLine="709"/>
       </w:pPr>
       <w:r>
-        <w:t>т</w:t>
-      </w:r>
-      <w:r>
-        <w:t>естирование на устойчивость и обработку ошибок;</w:t>
+        <w:t>тестирование на устойчивость и обработку ошибок;</w:t>
       </w:r>
     </w:p>
     <w:p>
@@ -3152,10 +3059,7 @@
         <w:ind w:firstLine="709"/>
       </w:pPr>
       <w:r>
-        <w:t>н</w:t>
-      </w:r>
-      <w:r>
-        <w:t>агрузочное тестирование (длительная игра);</w:t>
+        <w:t>нагрузочное тестирование (длительная игра);</w:t>
       </w:r>
     </w:p>
     <w:p>
@@ -3164,10 +3068,7 @@
         <w:ind w:firstLine="709"/>
       </w:pPr>
       <w:r>
-        <w:t>п</w:t>
-      </w:r>
-      <w:r>
-        <w:t>роверка сборки.</w:t>
+        <w:t>проверка сборки.</w:t>
       </w:r>
     </w:p>
     <w:p>
@@ -3219,19 +3120,13 @@
         <w:t>,</w:t>
       </w:r>
       <w:r>
-        <w:t xml:space="preserve"> о</w:t>
-      </w:r>
-      <w:r>
-        <w:t>тсутствие критических ошибок и вылетов программы</w:t>
+        <w:t xml:space="preserve"> отсутствие критических ошибок и вылетов программы</w:t>
       </w:r>
       <w:r>
         <w:t>,</w:t>
       </w:r>
       <w:r>
-        <w:t xml:space="preserve"> с</w:t>
-      </w:r>
-      <w:r>
-        <w:t>оответствие поведения игры описанию в руководстве пользователя.</w:t>
+        <w:t xml:space="preserve"> соответствие поведения игры описанию в руководстве пользователя.</w:t>
       </w:r>
     </w:p>
     <w:p>
@@ -3260,25 +3155,13 @@
         <w:t xml:space="preserve">, </w:t>
       </w:r>
       <w:r>
-        <w:t>п</w:t>
-      </w:r>
-      <w:r>
-        <w:t>одготовка итогового отчёта</w:t>
+        <w:t>подготовка итогового отчёта</w:t>
       </w:r>
       <w:r>
         <w:t xml:space="preserve">, </w:t>
       </w:r>
       <w:r>
-        <w:t>п</w:t>
-      </w:r>
-      <w:r>
-        <w:t xml:space="preserve">ередача финальной версии </w:t>
-      </w:r>
-      <w:r>
-        <w:t>з</w:t>
-      </w:r>
-      <w:r>
-        <w:t>аказчику.</w:t>
+        <w:t>передача финальной версии заказчику.</w:t>
       </w:r>
     </w:p>
     <w:p>
@@ -3315,13 +3198,7 @@
     </w:p>
     <w:p>
       <w:r>
-        <w:t>Испытания проводятся в интерактивном режиме. Тестировщик запускает игру, последовательно проходит все экраны и игровые сценарии</w:t>
-      </w:r>
-      <w:r>
-        <w:t xml:space="preserve">. </w:t>
-      </w:r>
-      <w:r>
-        <w:t>Требования к окружению: Python 3.12, установленные зависимости из requirements.txt.</w:t>
+        <w:t>Испытания проводятся в интерактивном режиме. Тестировщик запускает игру, последовательно проходит все экраны и игровые сценарии. Требования к окружению: Python 3.12, установленные зависимости из requirements.txt.</w:t>
       </w:r>
     </w:p>
     <w:p>
@@ -3364,31 +3241,19 @@
         <w:t xml:space="preserve">, </w:t>
       </w:r>
       <w:r>
-        <w:t>о</w:t>
-      </w:r>
-      <w:r>
-        <w:t>перационная система Windows</w:t>
+        <w:t>операционная система Windows</w:t>
       </w:r>
       <w:r>
         <w:t>,</w:t>
       </w:r>
       <w:r>
-        <w:t xml:space="preserve"> у</w:t>
-      </w:r>
-      <w:r>
-        <w:t>становленный Python 3.12</w:t>
+        <w:t xml:space="preserve"> установленный Python 3.12</w:t>
       </w:r>
       <w:r>
         <w:t xml:space="preserve">, </w:t>
       </w:r>
       <w:r>
-        <w:t>б</w:t>
-      </w:r>
-      <w:r>
-        <w:t>иблиотеки</w:t>
-      </w:r>
-      <w:r>
-        <w:t xml:space="preserve"> из файла зависимостей «</w:t>
+        <w:t>библиотеки из файла зависимостей «</w:t>
       </w:r>
       <w:r>
         <w:rPr>
@@ -3397,10 +3262,7 @@
         <w:t>requirements.txt</w:t>
       </w:r>
       <w:r>
-        <w:t>»</w:t>
-      </w:r>
-      <w:r>
-        <w:t>.</w:t>
+        <w:t>».</w:t>
       </w:r>
     </w:p>
     <w:p>
@@ -3565,29 +3427,7 @@
                 <w:szCs w:val="24"/>
                 <w:lang w:eastAsia="ar-SA"/>
               </w:rPr>
-              <w:t xml:space="preserve">№ </w:t>
-            </w:r>
-            <w:proofErr w:type="spellStart"/>
-            <w:r>
-              <w:rPr>
-                <w:rFonts w:eastAsia="SimSun"/>
-                <w:b/>
-                <w:bCs/>
-                <w:szCs w:val="24"/>
-                <w:lang w:eastAsia="ar-SA"/>
-              </w:rPr>
-              <w:t>п.п</w:t>
-            </w:r>
-            <w:proofErr w:type="spellEnd"/>
-            <w:r>
-              <w:rPr>
-                <w:rFonts w:eastAsia="SimSun"/>
-                <w:b/>
-                <w:bCs/>
-                <w:szCs w:val="24"/>
-                <w:lang w:eastAsia="ar-SA"/>
-              </w:rPr>
-              <w:t>.</w:t>
+              <w:t>№ п.п.</w:t>
             </w:r>
           </w:p>
         </w:tc>
@@ -3794,7 +3634,7 @@
                 <w:szCs w:val="24"/>
                 <w:lang w:eastAsia="ar-SA"/>
               </w:rPr>
-              <w:t>через точку входа «</w:t>
+              <w:t xml:space="preserve">через </w:t>
             </w:r>
             <w:r>
               <w:rPr>
@@ -3802,7 +3642,55 @@
                 <w:szCs w:val="24"/>
                 <w:lang w:eastAsia="ar-SA"/>
               </w:rPr>
-              <w:t>main.py</w:t>
+              <w:t>исполняемый файл</w:t>
+            </w:r>
+            <w:r>
+              <w:rPr>
+                <w:rFonts w:eastAsia="SimSun" w:cs="Times New Roman"/>
+                <w:szCs w:val="24"/>
+                <w:lang w:eastAsia="ar-SA"/>
+              </w:rPr>
+              <w:t xml:space="preserve"> «</w:t>
+            </w:r>
+            <w:r>
+              <w:rPr>
+                <w:rFonts w:eastAsia="SimSun" w:cs="Times New Roman"/>
+                <w:szCs w:val="24"/>
+                <w:lang w:val="en-US" w:eastAsia="ar-SA"/>
+              </w:rPr>
+              <w:t>Snake</w:t>
+            </w:r>
+            <w:r>
+              <w:rPr>
+                <w:rFonts w:eastAsia="SimSun" w:cs="Times New Roman"/>
+                <w:szCs w:val="24"/>
+                <w:lang w:eastAsia="ar-SA"/>
+              </w:rPr>
+              <w:t>-</w:t>
+            </w:r>
+            <w:r>
+              <w:rPr>
+                <w:rFonts w:eastAsia="SimSun" w:cs="Times New Roman"/>
+                <w:szCs w:val="24"/>
+                <w:lang w:val="en-US" w:eastAsia="ar-SA"/>
+              </w:rPr>
+              <w:t>game</w:t>
+            </w:r>
+            <w:r>
+              <w:rPr>
+                <w:rFonts w:eastAsia="SimSun" w:cs="Times New Roman"/>
+                <w:szCs w:val="24"/>
+                <w:lang w:eastAsia="ar-SA"/>
+              </w:rPr>
+              <w:t>.</w:t>
+            </w:r>
+            <w:r>
+              <w:rPr>
+                <w:rFonts w:eastAsia="SimSun" w:cs="Times New Roman"/>
+                <w:szCs w:val="24"/>
+                <w:lang w:val="en-US" w:eastAsia="ar-SA"/>
+              </w:rPr>
+              <w:t>exe</w:t>
             </w:r>
             <w:r>
               <w:rPr>
@@ -3854,6 +3742,22 @@
                 <w:lang w:eastAsia="ar-SA"/>
               </w:rPr>
               <w:t>Игра запускается, появляется экран загрузки</w:t>
+            </w:r>
+            <w:r>
+              <w:rPr>
+                <w:rFonts w:eastAsia="SimSun" w:cs="Times New Roman"/>
+                <w:szCs w:val="24"/>
+                <w:lang w:eastAsia="ar-SA"/>
+              </w:rPr>
+              <w:t xml:space="preserve"> </w:t>
+            </w:r>
+            <w:r>
+              <w:rPr>
+                <w:rFonts w:eastAsia="SimSun" w:cs="Times New Roman"/>
+                <w:szCs w:val="24"/>
+                <w:lang w:eastAsia="ar-SA"/>
+              </w:rPr>
+              <w:t>и меню</w:t>
             </w:r>
           </w:p>
         </w:tc>
@@ -4709,243 +4613,6 @@
                 <w:lang w:eastAsia="ar-SA"/>
               </w:rPr>
               <w:t>Отсутствие вылетов и сильного снижения FPS</w:t>
-            </w:r>
-          </w:p>
-        </w:tc>
-      </w:tr>
-      <w:tr>
-        <w:tc>
-          <w:tcPr>
-            <w:tcW w:w="598" w:type="dxa"/>
-            <w:tcBorders>
-              <w:top w:val="single" w:sz="4" w:space="0" w:color="auto"/>
-              <w:left w:val="single" w:sz="4" w:space="0" w:color="000000"/>
-              <w:bottom w:val="single" w:sz="4" w:space="0" w:color="000000"/>
-            </w:tcBorders>
-            <w:vAlign w:val="center"/>
-          </w:tcPr>
-          <w:p>
-            <w:pPr>
-              <w:suppressLineNumbers/>
-              <w:spacing w:before="0" w:line="240" w:lineRule="auto"/>
-              <w:ind w:firstLine="0"/>
-              <w:rPr>
-                <w:rFonts w:eastAsia="SimSun" w:cs="Times New Roman"/>
-                <w:szCs w:val="24"/>
-                <w:lang w:eastAsia="ar-SA"/>
-              </w:rPr>
-            </w:pPr>
-            <w:r>
-              <w:rPr>
-                <w:rFonts w:eastAsia="SimSun" w:cs="Times New Roman"/>
-                <w:szCs w:val="24"/>
-                <w:lang w:eastAsia="ar-SA"/>
-              </w:rPr>
-              <w:t>8</w:t>
-            </w:r>
-          </w:p>
-        </w:tc>
-        <w:tc>
-          <w:tcPr>
-            <w:tcW w:w="2743" w:type="dxa"/>
-            <w:tcBorders>
-              <w:top w:val="single" w:sz="4" w:space="0" w:color="auto"/>
-              <w:left w:val="single" w:sz="4" w:space="0" w:color="000000"/>
-              <w:bottom w:val="single" w:sz="4" w:space="0" w:color="000000"/>
-            </w:tcBorders>
-            <w:vAlign w:val="center"/>
-          </w:tcPr>
-          <w:p>
-            <w:pPr>
-              <w:suppressLineNumbers/>
-              <w:spacing w:before="0" w:line="240" w:lineRule="auto"/>
-              <w:ind w:firstLine="0"/>
-              <w:rPr>
-                <w:rFonts w:eastAsia="SimSun" w:cs="Times New Roman"/>
-                <w:szCs w:val="24"/>
-                <w:lang w:eastAsia="ar-SA"/>
-              </w:rPr>
-            </w:pPr>
-            <w:r>
-              <w:rPr>
-                <w:rFonts w:eastAsia="SimSun" w:cs="Times New Roman"/>
-                <w:szCs w:val="24"/>
-                <w:lang w:eastAsia="ar-SA"/>
-              </w:rPr>
-              <w:t>Проверка</w:t>
-            </w:r>
-            <w:r>
-              <w:rPr>
-                <w:rFonts w:eastAsia="SimSun" w:cs="Times New Roman"/>
-                <w:szCs w:val="24"/>
-                <w:lang w:eastAsia="ar-SA"/>
-              </w:rPr>
-              <w:t> «</w:t>
-            </w:r>
-            <w:r>
-              <w:rPr>
-                <w:rFonts w:eastAsia="SimSun" w:cs="Times New Roman"/>
-                <w:szCs w:val="24"/>
-                <w:lang w:val="en-US" w:eastAsia="ar-SA"/>
-              </w:rPr>
-              <w:t>Snake</w:t>
-            </w:r>
-            <w:r>
-              <w:rPr>
-                <w:rFonts w:eastAsia="SimSun" w:cs="Times New Roman"/>
-                <w:szCs w:val="24"/>
-                <w:lang w:eastAsia="ar-SA"/>
-              </w:rPr>
-              <w:t>-</w:t>
-            </w:r>
-            <w:r>
-              <w:rPr>
-                <w:rFonts w:eastAsia="SimSun" w:cs="Times New Roman"/>
-                <w:szCs w:val="24"/>
-                <w:lang w:val="en-US" w:eastAsia="ar-SA"/>
-              </w:rPr>
-              <w:t>game</w:t>
-            </w:r>
-            <w:r>
-              <w:rPr>
-                <w:rFonts w:eastAsia="SimSun" w:cs="Times New Roman"/>
-                <w:szCs w:val="24"/>
-                <w:lang w:eastAsia="ar-SA"/>
-              </w:rPr>
-              <w:t>.</w:t>
-            </w:r>
-            <w:proofErr w:type="spellStart"/>
-            <w:r>
-              <w:rPr>
-                <w:rFonts w:eastAsia="SimSun" w:cs="Times New Roman"/>
-                <w:szCs w:val="24"/>
-                <w:lang w:eastAsia="ar-SA"/>
-              </w:rPr>
-              <w:t>exe</w:t>
-            </w:r>
-            <w:proofErr w:type="spellEnd"/>
-            <w:r>
-              <w:rPr>
-                <w:rFonts w:eastAsia="SimSun" w:cs="Times New Roman"/>
-                <w:szCs w:val="24"/>
-                <w:lang w:eastAsia="ar-SA"/>
-              </w:rPr>
-              <w:t>»</w:t>
-            </w:r>
-            <w:r>
-              <w:rPr>
-                <w:rFonts w:eastAsia="SimSun" w:cs="Times New Roman"/>
-                <w:szCs w:val="24"/>
-                <w:lang w:eastAsia="ar-SA"/>
-              </w:rPr>
-              <w:t xml:space="preserve"> и </w:t>
-            </w:r>
-            <w:proofErr w:type="spellStart"/>
-            <w:r>
-              <w:rPr>
-                <w:rFonts w:eastAsia="SimSun" w:cs="Times New Roman"/>
-                <w:szCs w:val="24"/>
-                <w:lang w:eastAsia="ar-SA"/>
-              </w:rPr>
-              <w:t>Docker</w:t>
-            </w:r>
-            <w:proofErr w:type="spellEnd"/>
-            <w:r>
-              <w:rPr>
-                <w:rFonts w:eastAsia="SimSun" w:cs="Times New Roman"/>
-                <w:szCs w:val="24"/>
-                <w:lang w:eastAsia="ar-SA"/>
-              </w:rPr>
-              <w:t xml:space="preserve"> образа</w:t>
-            </w:r>
-          </w:p>
-        </w:tc>
-        <w:tc>
-          <w:tcPr>
-            <w:tcW w:w="2457" w:type="dxa"/>
-            <w:tcBorders>
-              <w:top w:val="single" w:sz="4" w:space="0" w:color="auto"/>
-              <w:left w:val="single" w:sz="4" w:space="0" w:color="000000"/>
-              <w:bottom w:val="single" w:sz="4" w:space="0" w:color="000000"/>
-            </w:tcBorders>
-            <w:vAlign w:val="center"/>
-          </w:tcPr>
-          <w:p>
-            <w:pPr>
-              <w:suppressLineNumbers/>
-              <w:spacing w:before="0" w:line="240" w:lineRule="auto"/>
-              <w:ind w:firstLine="0"/>
-              <w:rPr>
-                <w:rFonts w:eastAsia="SimSun" w:cs="Times New Roman"/>
-                <w:szCs w:val="24"/>
-                <w:lang w:eastAsia="ar-SA"/>
-              </w:rPr>
-            </w:pPr>
-            <w:r>
-              <w:rPr>
-                <w:rFonts w:eastAsia="SimSun" w:cs="Times New Roman"/>
-                <w:szCs w:val="24"/>
-                <w:lang w:eastAsia="ar-SA"/>
-              </w:rPr>
-              <w:t xml:space="preserve">Запуск собранной версии и </w:t>
-            </w:r>
-            <w:proofErr w:type="spellStart"/>
-            <w:r>
-              <w:rPr>
-                <w:rFonts w:eastAsia="SimSun" w:cs="Times New Roman"/>
-                <w:szCs w:val="24"/>
-                <w:lang w:eastAsia="ar-SA"/>
-              </w:rPr>
-              <w:t>Docker</w:t>
-            </w:r>
-            <w:proofErr w:type="spellEnd"/>
-            <w:r>
-              <w:rPr>
-                <w:rFonts w:eastAsia="SimSun" w:cs="Times New Roman"/>
-                <w:szCs w:val="24"/>
-                <w:lang w:eastAsia="ar-SA"/>
-              </w:rPr>
-              <w:t>-</w:t>
-            </w:r>
-            <w:r>
-              <w:rPr>
-                <w:rFonts w:eastAsia="SimSun" w:cs="Times New Roman"/>
-                <w:szCs w:val="24"/>
-                <w:lang w:eastAsia="ar-SA"/>
-              </w:rPr>
-              <w:t>образа</w:t>
-            </w:r>
-          </w:p>
-        </w:tc>
-        <w:tc>
-          <w:tcPr>
-            <w:tcW w:w="4408" w:type="dxa"/>
-            <w:tcBorders>
-              <w:top w:val="single" w:sz="4" w:space="0" w:color="auto"/>
-              <w:left w:val="single" w:sz="4" w:space="0" w:color="000000"/>
-              <w:bottom w:val="single" w:sz="4" w:space="0" w:color="000000"/>
-              <w:right w:val="single" w:sz="4" w:space="0" w:color="000000"/>
-            </w:tcBorders>
-            <w:vAlign w:val="center"/>
-          </w:tcPr>
-          <w:p>
-            <w:pPr>
-              <w:suppressLineNumbers/>
-              <w:spacing w:before="0" w:line="240" w:lineRule="auto"/>
-              <w:ind w:firstLine="0"/>
-              <w:rPr>
-                <w:rFonts w:eastAsia="SimSun" w:cs="Times New Roman"/>
-                <w:szCs w:val="24"/>
-                <w:lang w:eastAsia="ar-SA"/>
-              </w:rPr>
-            </w:pPr>
-            <w:r>
-              <w:rPr>
-                <w:rFonts w:eastAsia="SimSun" w:cs="Times New Roman"/>
-                <w:szCs w:val="24"/>
-                <w:lang w:eastAsia="ar-SA"/>
-              </w:rPr>
-              <w:t>Игра работает корректно</w:t>
             </w:r>
           </w:p>
         </w:tc>
@@ -5142,7 +4809,7 @@
               <w:rPr>
                 <w:b/>
               </w:rPr>
-              <w:t>Специализированная информационная системы «Информационный портал малого предпринимательства»</w:t>
+              <w:t>Игра «Змейка»</w:t>
             </w:r>
           </w:p>
         </w:tc>
@@ -5368,15 +5035,7 @@
               <w:ind w:firstLine="0"/>
             </w:pPr>
             <w:r>
-              <w:t xml:space="preserve">Студент Колледжа </w:t>
-            </w:r>
-            <w:proofErr w:type="spellStart"/>
-            <w:r>
-              <w:t>ВятГУ</w:t>
-            </w:r>
-            <w:proofErr w:type="spellEnd"/>
-            <w:r>
-              <w:t xml:space="preserve"> группы ИСПк-</w:t>
+              <w:t>Студент Колледжа ВятГУ группы ИСПк-</w:t>
             </w:r>
             <w:r>
               <w:t>2</w:t>
@@ -5654,21 +5313,7 @@
               <w:rPr>
                 <w:b/>
               </w:rPr>
-              <w:t xml:space="preserve"> </w:t>
-            </w:r>
-            <w:proofErr w:type="spellStart"/>
-            <w:r>
-              <w:rPr>
-                <w:b/>
-              </w:rPr>
-              <w:t>п.п</w:t>
-            </w:r>
-            <w:proofErr w:type="spellEnd"/>
-            <w:r>
-              <w:rPr>
-                <w:b/>
-              </w:rPr>
-              <w:t>.</w:t>
+              <w:t xml:space="preserve"> п.п.</w:t>
             </w:r>
           </w:p>
         </w:tc>
@@ -9661,6 +9306,7 @@
   <w:style w:type="character" w:default="1" w:styleId="a2">
     <w:name w:val="Default Paragraph Font"/>
     <w:uiPriority w:val="1"/>
+    <w:semiHidden/>
     <w:unhideWhenUsed/>
   </w:style>
   <w:style w:type="table" w:default="1" w:styleId="a3">
@@ -10866,6 +10512,21 @@
 </file>
 
 <file path=customXml/item1.xml><?xml version="1.0" encoding="utf-8"?>
+<?mso-contentType ?>
+<FormTemplates xmlns="http://schemas.microsoft.com/sharepoint/v3/contenttype/forms">
+  <Display>DocumentLibraryForm</Display>
+  <Edit>DocumentLibraryForm</Edit>
+  <New>DocumentLibraryForm</New>
+</FormTemplates>
+</file>
+
+<file path=customXml/item2.xml><?xml version="1.0" encoding="utf-8"?>
+<p:properties xmlns:p="http://schemas.microsoft.com/office/2006/metadata/properties" xmlns:xsi="http://www.w3.org/2001/XMLSchema-instance" xmlns:pc="http://schemas.microsoft.com/office/infopath/2007/PartnerControls">
+  <documentManagement/>
+</p:properties>
+</file>
+
+<file path=customXml/item3.xml><?xml version="1.0" encoding="utf-8"?>
 <ct:contentTypeSchema xmlns:ct="http://schemas.microsoft.com/office/2006/metadata/contentType" xmlns:ma="http://schemas.microsoft.com/office/2006/metadata/properties/metaAttributes" ct:_="" ma:_="" ma:contentTypeName="Документ" ma:contentTypeID="0x010100895006E4339BF24CAA0F5B167E451061" ma:contentTypeVersion="11" ma:contentTypeDescription="Создание документа." ma:contentTypeScope="" ma:versionID="ee66b34cdb7d5be00a86ac9db559fc97">
   <xsd:schema xmlns:xsd="http://www.w3.org/2001/XMLSchema" xmlns:xs="http://www.w3.org/2001/XMLSchema" xmlns:p="http://schemas.microsoft.com/office/2006/metadata/properties" xmlns:ns3="a1eb269e-cbf3-465a-8e4a-8d42bc45f09f" xmlns:ns4="a042d032-8e16-4c5e-a37e-70d449039bd2" targetNamespace="http://schemas.microsoft.com/office/2006/metadata/properties" ma:root="true" ma:fieldsID="9831aabdbf23b96857ccdb3f4e1a7ec2" ns3:_="" ns4:_="">
     <xsd:import namespace="a1eb269e-cbf3-465a-8e4a-8d42bc45f09f"/>
@@ -11074,26 +10735,28 @@
 </ct:contentTypeSchema>
 </file>
 
-<file path=customXml/item2.xml><?xml version="1.0" encoding="utf-8"?>
-<p:properties xmlns:p="http://schemas.microsoft.com/office/2006/metadata/properties" xmlns:xsi="http://www.w3.org/2001/XMLSchema-instance" xmlns:pc="http://schemas.microsoft.com/office/infopath/2007/PartnerControls">
-  <documentManagement/>
-</p:properties>
-</file>
-
-<file path=customXml/item3.xml><?xml version="1.0" encoding="utf-8"?>
-<?mso-contentType ?>
-<FormTemplates xmlns="http://schemas.microsoft.com/sharepoint/v3/contenttype/forms">
-  <Display>DocumentLibraryForm</Display>
-  <Edit>DocumentLibraryForm</Edit>
-  <New>DocumentLibraryForm</New>
-</FormTemplates>
-</file>
-
 <file path=customXml/item4.xml><?xml version="1.0" encoding="utf-8"?>
 <b:Sources xmlns:b="http://schemas.openxmlformats.org/officeDocument/2006/bibliography" xmlns="http://schemas.openxmlformats.org/officeDocument/2006/bibliography" SelectedStyle="\APASixthEditionOfficeOnline.xsl" StyleName="APA" Version="6"/>
 </file>
 
 <file path=customXml/itemProps1.xml><?xml version="1.0" encoding="utf-8"?>
+<ds:datastoreItem xmlns:ds="http://schemas.openxmlformats.org/officeDocument/2006/customXml" ds:itemID="{C545EDB0-6DA9-4573-8FDA-4B7CDBF5EFD9}">
+  <ds:schemaRefs>
+    <ds:schemaRef ds:uri="http://schemas.microsoft.com/sharepoint/v3/contenttype/forms"/>
+  </ds:schemaRefs>
+</ds:datastoreItem>
+</file>
+
+<file path=customXml/itemProps2.xml><?xml version="1.0" encoding="utf-8"?>
+<ds:datastoreItem xmlns:ds="http://schemas.openxmlformats.org/officeDocument/2006/customXml" ds:itemID="{D1D02F96-5624-48FE-AB5F-467181C3EDC1}">
+  <ds:schemaRefs>
+    <ds:schemaRef ds:uri="http://schemas.microsoft.com/office/2006/metadata/properties"/>
+    <ds:schemaRef ds:uri="http://schemas.microsoft.com/office/infopath/2007/PartnerControls"/>
+  </ds:schemaRefs>
+</ds:datastoreItem>
+</file>
+
+<file path=customXml/itemProps3.xml><?xml version="1.0" encoding="utf-8"?>
 <ds:datastoreItem xmlns:ds="http://schemas.openxmlformats.org/officeDocument/2006/customXml" ds:itemID="{BE06CD11-97E7-4DA4-A1E7-C20845DD652C}">
   <ds:schemaRefs>
     <ds:schemaRef ds:uri="http://schemas.microsoft.com/office/2006/metadata/contentType"/>
@@ -11112,23 +10775,6 @@
 </ds:datastoreItem>
 </file>
 
-<file path=customXml/itemProps2.xml><?xml version="1.0" encoding="utf-8"?>
-<ds:datastoreItem xmlns:ds="http://schemas.openxmlformats.org/officeDocument/2006/customXml" ds:itemID="{D1D02F96-5624-48FE-AB5F-467181C3EDC1}">
-  <ds:schemaRefs>
-    <ds:schemaRef ds:uri="http://schemas.microsoft.com/office/2006/metadata/properties"/>
-    <ds:schemaRef ds:uri="http://schemas.microsoft.com/office/infopath/2007/PartnerControls"/>
-  </ds:schemaRefs>
-</ds:datastoreItem>
-</file>
-
-<file path=customXml/itemProps3.xml><?xml version="1.0" encoding="utf-8"?>
-<ds:datastoreItem xmlns:ds="http://schemas.openxmlformats.org/officeDocument/2006/customXml" ds:itemID="{C545EDB0-6DA9-4573-8FDA-4B7CDBF5EFD9}">
-  <ds:schemaRefs>
-    <ds:schemaRef ds:uri="http://schemas.microsoft.com/sharepoint/v3/contenttype/forms"/>
-  </ds:schemaRefs>
-</ds:datastoreItem>
-</file>
-
 <file path=customXml/itemProps4.xml><?xml version="1.0" encoding="utf-8"?>
 <ds:datastoreItem xmlns:ds="http://schemas.openxmlformats.org/officeDocument/2006/customXml" ds:itemID="{AC7D6D9D-ECB1-4908-824D-08F0DF4F21E9}">
   <ds:schemaRefs>

--- a/Документы/ПМИ.docx
+++ b/Документы/ПМИ.docx
@@ -387,7 +387,23 @@
           <w:bCs/>
           <w:lang w:eastAsia="en-US"/>
         </w:rPr>
-        <w:t>Игра «Название»</w:t>
+        <w:t>Игра «</w:t>
+      </w:r>
+      <w:r>
+        <w:rPr>
+          <w:b/>
+          <w:bCs/>
+          <w:lang w:eastAsia="en-US"/>
+        </w:rPr>
+        <w:t>Змейка</w:t>
+      </w:r>
+      <w:r>
+        <w:rPr>
+          <w:b/>
+          <w:bCs/>
+          <w:lang w:eastAsia="en-US"/>
+        </w:rPr>
+        <w:t>»</w:t>
       </w:r>
     </w:p>
     <w:p>
@@ -10512,21 +10528,6 @@
 </file>
 
 <file path=customXml/item1.xml><?xml version="1.0" encoding="utf-8"?>
-<?mso-contentType ?>
-<FormTemplates xmlns="http://schemas.microsoft.com/sharepoint/v3/contenttype/forms">
-  <Display>DocumentLibraryForm</Display>
-  <Edit>DocumentLibraryForm</Edit>
-  <New>DocumentLibraryForm</New>
-</FormTemplates>
-</file>
-
-<file path=customXml/item2.xml><?xml version="1.0" encoding="utf-8"?>
-<p:properties xmlns:p="http://schemas.microsoft.com/office/2006/metadata/properties" xmlns:xsi="http://www.w3.org/2001/XMLSchema-instance" xmlns:pc="http://schemas.microsoft.com/office/infopath/2007/PartnerControls">
-  <documentManagement/>
-</p:properties>
-</file>
-
-<file path=customXml/item3.xml><?xml version="1.0" encoding="utf-8"?>
 <ct:contentTypeSchema xmlns:ct="http://schemas.microsoft.com/office/2006/metadata/contentType" xmlns:ma="http://schemas.microsoft.com/office/2006/metadata/properties/metaAttributes" ct:_="" ma:_="" ma:contentTypeName="Документ" ma:contentTypeID="0x010100895006E4339BF24CAA0F5B167E451061" ma:contentTypeVersion="11" ma:contentTypeDescription="Создание документа." ma:contentTypeScope="" ma:versionID="ee66b34cdb7d5be00a86ac9db559fc97">
   <xsd:schema xmlns:xsd="http://www.w3.org/2001/XMLSchema" xmlns:xs="http://www.w3.org/2001/XMLSchema" xmlns:p="http://schemas.microsoft.com/office/2006/metadata/properties" xmlns:ns3="a1eb269e-cbf3-465a-8e4a-8d42bc45f09f" xmlns:ns4="a042d032-8e16-4c5e-a37e-70d449039bd2" targetNamespace="http://schemas.microsoft.com/office/2006/metadata/properties" ma:root="true" ma:fieldsID="9831aabdbf23b96857ccdb3f4e1a7ec2" ns3:_="" ns4:_="">
     <xsd:import namespace="a1eb269e-cbf3-465a-8e4a-8d42bc45f09f"/>
@@ -10735,28 +10736,26 @@
 </ct:contentTypeSchema>
 </file>
 
+<file path=customXml/item2.xml><?xml version="1.0" encoding="utf-8"?>
+<p:properties xmlns:p="http://schemas.microsoft.com/office/2006/metadata/properties" xmlns:xsi="http://www.w3.org/2001/XMLSchema-instance" xmlns:pc="http://schemas.microsoft.com/office/infopath/2007/PartnerControls">
+  <documentManagement/>
+</p:properties>
+</file>
+
+<file path=customXml/item3.xml><?xml version="1.0" encoding="utf-8"?>
+<?mso-contentType ?>
+<FormTemplates xmlns="http://schemas.microsoft.com/sharepoint/v3/contenttype/forms">
+  <Display>DocumentLibraryForm</Display>
+  <Edit>DocumentLibraryForm</Edit>
+  <New>DocumentLibraryForm</New>
+</FormTemplates>
+</file>
+
 <file path=customXml/item4.xml><?xml version="1.0" encoding="utf-8"?>
 <b:Sources xmlns:b="http://schemas.openxmlformats.org/officeDocument/2006/bibliography" xmlns="http://schemas.openxmlformats.org/officeDocument/2006/bibliography" SelectedStyle="\APASixthEditionOfficeOnline.xsl" StyleName="APA" Version="6"/>
 </file>
 
 <file path=customXml/itemProps1.xml><?xml version="1.0" encoding="utf-8"?>
-<ds:datastoreItem xmlns:ds="http://schemas.openxmlformats.org/officeDocument/2006/customXml" ds:itemID="{C545EDB0-6DA9-4573-8FDA-4B7CDBF5EFD9}">
-  <ds:schemaRefs>
-    <ds:schemaRef ds:uri="http://schemas.microsoft.com/sharepoint/v3/contenttype/forms"/>
-  </ds:schemaRefs>
-</ds:datastoreItem>
-</file>
-
-<file path=customXml/itemProps2.xml><?xml version="1.0" encoding="utf-8"?>
-<ds:datastoreItem xmlns:ds="http://schemas.openxmlformats.org/officeDocument/2006/customXml" ds:itemID="{D1D02F96-5624-48FE-AB5F-467181C3EDC1}">
-  <ds:schemaRefs>
-    <ds:schemaRef ds:uri="http://schemas.microsoft.com/office/2006/metadata/properties"/>
-    <ds:schemaRef ds:uri="http://schemas.microsoft.com/office/infopath/2007/PartnerControls"/>
-  </ds:schemaRefs>
-</ds:datastoreItem>
-</file>
-
-<file path=customXml/itemProps3.xml><?xml version="1.0" encoding="utf-8"?>
 <ds:datastoreItem xmlns:ds="http://schemas.openxmlformats.org/officeDocument/2006/customXml" ds:itemID="{BE06CD11-97E7-4DA4-A1E7-C20845DD652C}">
   <ds:schemaRefs>
     <ds:schemaRef ds:uri="http://schemas.microsoft.com/office/2006/metadata/contentType"/>
@@ -10775,6 +10774,23 @@
 </ds:datastoreItem>
 </file>
 
+<file path=customXml/itemProps2.xml><?xml version="1.0" encoding="utf-8"?>
+<ds:datastoreItem xmlns:ds="http://schemas.openxmlformats.org/officeDocument/2006/customXml" ds:itemID="{D1D02F96-5624-48FE-AB5F-467181C3EDC1}">
+  <ds:schemaRefs>
+    <ds:schemaRef ds:uri="http://schemas.microsoft.com/office/2006/metadata/properties"/>
+    <ds:schemaRef ds:uri="http://schemas.microsoft.com/office/infopath/2007/PartnerControls"/>
+  </ds:schemaRefs>
+</ds:datastoreItem>
+</file>
+
+<file path=customXml/itemProps3.xml><?xml version="1.0" encoding="utf-8"?>
+<ds:datastoreItem xmlns:ds="http://schemas.openxmlformats.org/officeDocument/2006/customXml" ds:itemID="{C545EDB0-6DA9-4573-8FDA-4B7CDBF5EFD9}">
+  <ds:schemaRefs>
+    <ds:schemaRef ds:uri="http://schemas.microsoft.com/sharepoint/v3/contenttype/forms"/>
+  </ds:schemaRefs>
+</ds:datastoreItem>
+</file>
+
 <file path=customXml/itemProps4.xml><?xml version="1.0" encoding="utf-8"?>
 <ds:datastoreItem xmlns:ds="http://schemas.openxmlformats.org/officeDocument/2006/customXml" ds:itemID="{AC7D6D9D-ECB1-4908-824D-08F0DF4F21E9}">
   <ds:schemaRefs>

--- a/Документы/ПМИ.docx
+++ b/Документы/ПМИ.docx
@@ -2568,10 +2568,16 @@
     </w:p>
     <w:p>
       <w:r>
+        <w:t>Папка «</w:t>
+      </w:r>
+      <w:r>
         <w:rPr>
-          <w:lang w:val="pl-PL"/>
+          <w:lang w:val="en-US"/>
         </w:rPr>
-        <w:t>Исходные коды</w:t>
+        <w:t>game</w:t>
+      </w:r>
+      <w:r>
+        <w:t>» с исходным кодом</w:t>
       </w:r>
       <w:r>
         <w:rPr>
@@ -2580,43 +2586,7 @@
         <w:t>,</w:t>
       </w:r>
       <w:r>
-        <w:t xml:space="preserve"> ф</w:t>
-      </w:r>
-      <w:r>
-        <w:rPr>
-          <w:lang w:val="pl-PL"/>
-        </w:rPr>
-        <w:t xml:space="preserve">айл </w:t>
-      </w:r>
-      <w:r>
-        <w:t>«</w:t>
-      </w:r>
-      <w:r>
-        <w:rPr>
-          <w:lang w:val="pl-PL"/>
-        </w:rPr>
-        <w:t>main.py</w:t>
-      </w:r>
-      <w:r>
-        <w:t>»</w:t>
-      </w:r>
-      <w:r>
-        <w:rPr>
-          <w:lang w:val="pl-PL"/>
-        </w:rPr>
-        <w:t xml:space="preserve"> (точка входа</w:t>
-      </w:r>
-      <w:r>
-        <w:t>)</w:t>
-      </w:r>
-      <w:r>
-        <w:t>,</w:t>
-      </w:r>
-      <w:r>
-        <w:t xml:space="preserve"> </w:t>
-      </w:r>
-      <w:r>
-        <w:t>файл зависимостей «</w:t>
+        <w:t xml:space="preserve"> файл зависимостей «</w:t>
       </w:r>
       <w:r>
         <w:rPr>
@@ -2707,6 +2677,33 @@
       </w:r>
       <w:r>
         <w:t>образом</w:t>
+      </w:r>
+      <w:r>
+        <w:t xml:space="preserve">, </w:t>
+      </w:r>
+      <w:r>
+        <w:t xml:space="preserve">файл с основной информацией </w:t>
+      </w:r>
+      <w:r>
+        <w:t>«</w:t>
+      </w:r>
+      <w:r>
+        <w:rPr>
+          <w:lang w:val="en-US"/>
+        </w:rPr>
+        <w:t>README</w:t>
+      </w:r>
+      <w:r>
+        <w:t>.</w:t>
+      </w:r>
+      <w:r>
+        <w:rPr>
+          <w:lang w:val="en-US"/>
+        </w:rPr>
+        <w:t>md</w:t>
+      </w:r>
+      <w:r>
+        <w:t>»</w:t>
       </w:r>
       <w:r>
         <w:rPr>
@@ -3214,7 +3211,7 @@
     </w:p>
     <w:p>
       <w:r>
-        <w:t>Испытания проводятся в интерактивном режиме. Тестировщик запускает игру, последовательно проходит все экраны и игровые сценарии. Требования к окружению: Python 3.12, установленные зависимости из requirements.txt.</w:t>
+        <w:t>Испытания проводятся в интерактивном режиме. Тестировщик запускает игру, последовательно проходит все экраны и игровые сценарии.</w:t>
       </w:r>
     </w:p>
     <w:p>
@@ -3254,33 +3251,307 @@
         <w:t>Персональный компьютер</w:t>
       </w:r>
       <w:r>
+        <w:t xml:space="preserve"> должен соответствовать техническим требования из таблицы 1</w:t>
+      </w:r>
+      <w:r>
         <w:t xml:space="preserve">, </w:t>
       </w:r>
       <w:r>
-        <w:t>операционная система Windows</w:t>
-      </w:r>
-      <w:r>
-        <w:t>,</w:t>
-      </w:r>
-      <w:r>
-        <w:t xml:space="preserve"> установленный Python 3.12</w:t>
-      </w:r>
-      <w:r>
-        <w:t xml:space="preserve">, </w:t>
-      </w:r>
-      <w:r>
-        <w:t>библиотеки из файла зависимостей «</w:t>
-      </w:r>
-      <w:r>
-        <w:rPr>
-          <w:lang w:val="pl-PL"/>
-        </w:rPr>
-        <w:t>requirements.txt</w:t>
-      </w:r>
-      <w:r>
-        <w:t>».</w:t>
+        <w:t>а также должен иметь все пакеты из файла зависимостей.</w:t>
       </w:r>
     </w:p>
+    <w:p>
+      <w:pPr>
+        <w:ind w:firstLine="0"/>
+      </w:pPr>
+      <w:r>
+        <w:t xml:space="preserve">Таблица 1 </w:t>
+      </w:r>
+      <w:r>
+        <w:t xml:space="preserve">– </w:t>
+      </w:r>
+      <w:r>
+        <w:t>Технические требования</w:t>
+      </w:r>
+    </w:p>
+    <w:tbl>
+      <w:tblPr>
+        <w:tblStyle w:val="ac"/>
+        <w:tblW w:w="0" w:type="auto"/>
+        <w:tblLook w:val="04A0" w:firstRow="1" w:lastRow="0" w:firstColumn="1" w:lastColumn="0" w:noHBand="0" w:noVBand="1"/>
+      </w:tblPr>
+      <w:tblGrid>
+        <w:gridCol w:w="5097"/>
+        <w:gridCol w:w="5098"/>
+      </w:tblGrid>
+      <w:tr>
+        <w:trPr>
+          <w:cnfStyle w:val="100000000000" w:firstRow="1" w:lastRow="0" w:firstColumn="0" w:lastColumn="0" w:oddVBand="0" w:evenVBand="0" w:oddHBand="0" w:evenHBand="0" w:firstRowFirstColumn="0" w:firstRowLastColumn="0" w:lastRowFirstColumn="0" w:lastRowLastColumn="0"/>
+        </w:trPr>
+        <w:tc>
+          <w:tcPr>
+            <w:tcW w:w="5097" w:type="dxa"/>
+            <w:vAlign w:val="center"/>
+          </w:tcPr>
+          <w:p>
+            <w:pPr>
+              <w:pStyle w:val="a0"/>
+              <w:numPr>
+                <w:ilvl w:val="0"/>
+                <w:numId w:val="0"/>
+              </w:numPr>
+              <w:spacing w:line="240" w:lineRule="auto"/>
+              <w:jc w:val="center"/>
+            </w:pPr>
+            <w:r>
+              <w:t>Компонент</w:t>
+            </w:r>
+          </w:p>
+        </w:tc>
+        <w:tc>
+          <w:tcPr>
+            <w:tcW w:w="5098" w:type="dxa"/>
+            <w:vAlign w:val="center"/>
+          </w:tcPr>
+          <w:p>
+            <w:pPr>
+              <w:pStyle w:val="a0"/>
+              <w:numPr>
+                <w:ilvl w:val="0"/>
+                <w:numId w:val="0"/>
+              </w:numPr>
+              <w:spacing w:line="240" w:lineRule="auto"/>
+              <w:jc w:val="center"/>
+            </w:pPr>
+            <w:r>
+              <w:t>Требование(-ия)</w:t>
+            </w:r>
+          </w:p>
+        </w:tc>
+      </w:tr>
+      <w:tr>
+        <w:tc>
+          <w:tcPr>
+            <w:tcW w:w="5097" w:type="dxa"/>
+            <w:vAlign w:val="center"/>
+          </w:tcPr>
+          <w:p>
+            <w:pPr>
+              <w:pStyle w:val="a0"/>
+              <w:numPr>
+                <w:ilvl w:val="0"/>
+                <w:numId w:val="0"/>
+              </w:numPr>
+              <w:spacing w:line="240" w:lineRule="auto"/>
+              <w:jc w:val="left"/>
+            </w:pPr>
+            <w:r>
+              <w:t>Процессор</w:t>
+            </w:r>
+          </w:p>
+        </w:tc>
+        <w:tc>
+          <w:tcPr>
+            <w:tcW w:w="5098" w:type="dxa"/>
+            <w:vAlign w:val="center"/>
+          </w:tcPr>
+          <w:p>
+            <w:pPr>
+              <w:pStyle w:val="a0"/>
+              <w:numPr>
+                <w:ilvl w:val="0"/>
+                <w:numId w:val="0"/>
+              </w:numPr>
+              <w:spacing w:line="240" w:lineRule="auto"/>
+              <w:jc w:val="left"/>
+            </w:pPr>
+            <w:r>
+              <w:t>Т</w:t>
+            </w:r>
+            <w:r>
+              <w:t>актовая частота: от 1,0 ГГц</w:t>
+            </w:r>
+          </w:p>
+        </w:tc>
+      </w:tr>
+      <w:tr>
+        <w:tc>
+          <w:tcPr>
+            <w:tcW w:w="5097" w:type="dxa"/>
+            <w:vAlign w:val="center"/>
+          </w:tcPr>
+          <w:p>
+            <w:pPr>
+              <w:pStyle w:val="a0"/>
+              <w:numPr>
+                <w:ilvl w:val="0"/>
+                <w:numId w:val="0"/>
+              </w:numPr>
+              <w:spacing w:line="240" w:lineRule="auto"/>
+              <w:jc w:val="left"/>
+            </w:pPr>
+            <w:r>
+              <w:t>Операционная система</w:t>
+            </w:r>
+          </w:p>
+        </w:tc>
+        <w:tc>
+          <w:tcPr>
+            <w:tcW w:w="5098" w:type="dxa"/>
+            <w:vAlign w:val="center"/>
+          </w:tcPr>
+          <w:p>
+            <w:pPr>
+              <w:pStyle w:val="a0"/>
+              <w:numPr>
+                <w:ilvl w:val="0"/>
+                <w:numId w:val="0"/>
+              </w:numPr>
+              <w:spacing w:line="240" w:lineRule="auto"/>
+              <w:jc w:val="left"/>
+            </w:pPr>
+            <w:r>
+              <w:t>«Windows»: 10, 11</w:t>
+            </w:r>
+          </w:p>
+        </w:tc>
+      </w:tr>
+      <w:tr>
+        <w:tc>
+          <w:tcPr>
+            <w:tcW w:w="5097" w:type="dxa"/>
+            <w:vAlign w:val="center"/>
+          </w:tcPr>
+          <w:p>
+            <w:pPr>
+              <w:pStyle w:val="a0"/>
+              <w:numPr>
+                <w:ilvl w:val="0"/>
+                <w:numId w:val="0"/>
+              </w:numPr>
+              <w:spacing w:line="240" w:lineRule="auto"/>
+              <w:jc w:val="left"/>
+            </w:pPr>
+            <w:r>
+              <w:t>Оперативная память</w:t>
+            </w:r>
+          </w:p>
+        </w:tc>
+        <w:tc>
+          <w:tcPr>
+            <w:tcW w:w="5098" w:type="dxa"/>
+            <w:vAlign w:val="center"/>
+          </w:tcPr>
+          <w:p>
+            <w:pPr>
+              <w:pStyle w:val="a0"/>
+              <w:numPr>
+                <w:ilvl w:val="0"/>
+                <w:numId w:val="0"/>
+              </w:numPr>
+              <w:spacing w:line="240" w:lineRule="auto"/>
+              <w:jc w:val="left"/>
+            </w:pPr>
+            <w:r>
+              <w:t>2 ГБ</w:t>
+            </w:r>
+          </w:p>
+        </w:tc>
+      </w:tr>
+      <w:tr>
+        <w:tc>
+          <w:tcPr>
+            <w:tcW w:w="5097" w:type="dxa"/>
+            <w:vAlign w:val="center"/>
+          </w:tcPr>
+          <w:p>
+            <w:pPr>
+              <w:pStyle w:val="a0"/>
+              <w:numPr>
+                <w:ilvl w:val="0"/>
+                <w:numId w:val="0"/>
+              </w:numPr>
+              <w:spacing w:line="240" w:lineRule="auto"/>
+              <w:jc w:val="left"/>
+            </w:pPr>
+            <w:r>
+              <w:t>Разрешение экрана</w:t>
+            </w:r>
+          </w:p>
+        </w:tc>
+        <w:tc>
+          <w:tcPr>
+            <w:tcW w:w="5098" w:type="dxa"/>
+            <w:vAlign w:val="center"/>
+          </w:tcPr>
+          <w:p>
+            <w:pPr>
+              <w:pStyle w:val="a0"/>
+              <w:numPr>
+                <w:ilvl w:val="0"/>
+                <w:numId w:val="0"/>
+              </w:numPr>
+              <w:spacing w:line="240" w:lineRule="auto"/>
+              <w:jc w:val="left"/>
+            </w:pPr>
+            <w:r>
+              <w:t>1280 × 800 пикселей</w:t>
+            </w:r>
+          </w:p>
+        </w:tc>
+      </w:tr>
+      <w:tr>
+        <w:tc>
+          <w:tcPr>
+            <w:tcW w:w="5097" w:type="dxa"/>
+            <w:vAlign w:val="center"/>
+          </w:tcPr>
+          <w:p>
+            <w:pPr>
+              <w:pStyle w:val="a0"/>
+              <w:numPr>
+                <w:ilvl w:val="0"/>
+                <w:numId w:val="0"/>
+              </w:numPr>
+              <w:spacing w:line="240" w:lineRule="auto"/>
+              <w:jc w:val="left"/>
+              <w:rPr>
+                <w:lang w:val="en-US"/>
+              </w:rPr>
+            </w:pPr>
+            <w:r>
+              <w:t xml:space="preserve">Интерпретатор </w:t>
+            </w:r>
+            <w:r>
+              <w:rPr>
+                <w:lang w:val="en-US"/>
+              </w:rPr>
+              <w:t>Python</w:t>
+            </w:r>
+          </w:p>
+        </w:tc>
+        <w:tc>
+          <w:tcPr>
+            <w:tcW w:w="5098" w:type="dxa"/>
+            <w:vAlign w:val="center"/>
+          </w:tcPr>
+          <w:p>
+            <w:pPr>
+              <w:pStyle w:val="a0"/>
+              <w:numPr>
+                <w:ilvl w:val="0"/>
+                <w:numId w:val="0"/>
+              </w:numPr>
+              <w:spacing w:line="240" w:lineRule="auto"/>
+              <w:jc w:val="left"/>
+            </w:pPr>
+            <w:r>
+              <w:t>Версия 3.12</w:t>
+            </w:r>
+          </w:p>
+        </w:tc>
+      </w:tr>
+    </w:tbl>
     <w:p>
       <w:pPr>
         <w:spacing w:before="0" w:after="200" w:line="276" w:lineRule="auto"/>
@@ -3367,6 +3638,9 @@
       <w:bookmarkStart w:id="40" w:name="_Toc193826831"/>
       <w:r>
         <w:lastRenderedPageBreak/>
+        <w:t> </w:t>
+      </w:r>
+      <w:r>
         <w:t>Методика проведения испытаний</w:t>
       </w:r>
       <w:bookmarkEnd w:id="39"/>
@@ -3570,6 +3844,7 @@
               <w:suppressLineNumbers/>
               <w:spacing w:before="0" w:line="240" w:lineRule="auto"/>
               <w:ind w:firstLine="0"/>
+              <w:jc w:val="center"/>
               <w:rPr>
                 <w:rFonts w:eastAsia="SimSun" w:cs="Times New Roman"/>
                 <w:szCs w:val="24"/>
@@ -3794,6 +4069,7 @@
               <w:suppressLineNumbers/>
               <w:spacing w:before="0" w:line="240" w:lineRule="auto"/>
               <w:ind w:firstLine="0"/>
+              <w:jc w:val="center"/>
               <w:rPr>
                 <w:rFonts w:eastAsia="SimSun" w:cs="Times New Roman"/>
                 <w:szCs w:val="24"/>
@@ -4002,6 +4278,7 @@
               <w:suppressLineNumbers/>
               <w:spacing w:before="0" w:line="240" w:lineRule="auto"/>
               <w:ind w:firstLine="0"/>
+              <w:jc w:val="center"/>
               <w:rPr>
                 <w:rFonts w:eastAsia="SimSun" w:cs="Times New Roman"/>
                 <w:szCs w:val="24"/>
@@ -4152,6 +4429,7 @@
               <w:suppressLineNumbers/>
               <w:spacing w:before="0" w:line="240" w:lineRule="auto"/>
               <w:ind w:firstLine="0"/>
+              <w:jc w:val="center"/>
               <w:rPr>
                 <w:rFonts w:eastAsia="SimSun" w:cs="Times New Roman"/>
                 <w:szCs w:val="24"/>
@@ -4275,6 +4553,7 @@
               <w:suppressLineNumbers/>
               <w:spacing w:before="0" w:line="240" w:lineRule="auto"/>
               <w:ind w:firstLine="0"/>
+              <w:jc w:val="center"/>
               <w:rPr>
                 <w:rFonts w:eastAsia="SimSun" w:cs="Times New Roman"/>
                 <w:szCs w:val="24"/>
@@ -4399,6 +4678,7 @@
               <w:suppressLineNumbers/>
               <w:spacing w:before="0" w:line="240" w:lineRule="auto"/>
               <w:ind w:firstLine="0"/>
+              <w:jc w:val="center"/>
               <w:rPr>
                 <w:rFonts w:eastAsia="SimSun" w:cs="Times New Roman"/>
                 <w:szCs w:val="24"/>
@@ -4525,6 +4805,7 @@
               <w:suppressLineNumbers/>
               <w:spacing w:before="0" w:line="240" w:lineRule="auto"/>
               <w:ind w:firstLine="0"/>
+              <w:jc w:val="center"/>
               <w:rPr>
                 <w:rFonts w:eastAsia="SimSun" w:cs="Times New Roman"/>
                 <w:szCs w:val="24"/>
@@ -10528,6 +10809,25 @@
 </file>
 
 <file path=customXml/item1.xml><?xml version="1.0" encoding="utf-8"?>
+<b:Sources xmlns:b="http://schemas.openxmlformats.org/officeDocument/2006/bibliography" xmlns="http://schemas.openxmlformats.org/officeDocument/2006/bibliography" SelectedStyle="\APASixthEditionOfficeOnline.xsl" StyleName="APA" Version="6"/>
+</file>
+
+<file path=customXml/item2.xml><?xml version="1.0" encoding="utf-8"?>
+<?mso-contentType ?>
+<FormTemplates xmlns="http://schemas.microsoft.com/sharepoint/v3/contenttype/forms">
+  <Display>DocumentLibraryForm</Display>
+  <Edit>DocumentLibraryForm</Edit>
+  <New>DocumentLibraryForm</New>
+</FormTemplates>
+</file>
+
+<file path=customXml/item3.xml><?xml version="1.0" encoding="utf-8"?>
+<p:properties xmlns:p="http://schemas.microsoft.com/office/2006/metadata/properties" xmlns:xsi="http://www.w3.org/2001/XMLSchema-instance" xmlns:pc="http://schemas.microsoft.com/office/infopath/2007/PartnerControls">
+  <documentManagement/>
+</p:properties>
+</file>
+
+<file path=customXml/item4.xml><?xml version="1.0" encoding="utf-8"?>
 <ct:contentTypeSchema xmlns:ct="http://schemas.microsoft.com/office/2006/metadata/contentType" xmlns:ma="http://schemas.microsoft.com/office/2006/metadata/properties/metaAttributes" ct:_="" ma:_="" ma:contentTypeName="Документ" ma:contentTypeID="0x010100895006E4339BF24CAA0F5B167E451061" ma:contentTypeVersion="11" ma:contentTypeDescription="Создание документа." ma:contentTypeScope="" ma:versionID="ee66b34cdb7d5be00a86ac9db559fc97">
   <xsd:schema xmlns:xsd="http://www.w3.org/2001/XMLSchema" xmlns:xs="http://www.w3.org/2001/XMLSchema" xmlns:p="http://schemas.microsoft.com/office/2006/metadata/properties" xmlns:ns3="a1eb269e-cbf3-465a-8e4a-8d42bc45f09f" xmlns:ns4="a042d032-8e16-4c5e-a37e-70d449039bd2" targetNamespace="http://schemas.microsoft.com/office/2006/metadata/properties" ma:root="true" ma:fieldsID="9831aabdbf23b96857ccdb3f4e1a7ec2" ns3:_="" ns4:_="">
     <xsd:import namespace="a1eb269e-cbf3-465a-8e4a-8d42bc45f09f"/>
@@ -10736,26 +11036,32 @@
 </ct:contentTypeSchema>
 </file>
 
-<file path=customXml/item2.xml><?xml version="1.0" encoding="utf-8"?>
-<p:properties xmlns:p="http://schemas.microsoft.com/office/2006/metadata/properties" xmlns:xsi="http://www.w3.org/2001/XMLSchema-instance" xmlns:pc="http://schemas.microsoft.com/office/infopath/2007/PartnerControls">
-  <documentManagement/>
-</p:properties>
+<file path=customXml/itemProps1.xml><?xml version="1.0" encoding="utf-8"?>
+<ds:datastoreItem xmlns:ds="http://schemas.openxmlformats.org/officeDocument/2006/customXml" ds:itemID="{AC7D6D9D-ECB1-4908-824D-08F0DF4F21E9}">
+  <ds:schemaRefs>
+    <ds:schemaRef ds:uri="http://schemas.openxmlformats.org/officeDocument/2006/bibliography"/>
+  </ds:schemaRefs>
+</ds:datastoreItem>
 </file>
 
-<file path=customXml/item3.xml><?xml version="1.0" encoding="utf-8"?>
-<?mso-contentType ?>
-<FormTemplates xmlns="http://schemas.microsoft.com/sharepoint/v3/contenttype/forms">
-  <Display>DocumentLibraryForm</Display>
-  <Edit>DocumentLibraryForm</Edit>
-  <New>DocumentLibraryForm</New>
-</FormTemplates>
+<file path=customXml/itemProps2.xml><?xml version="1.0" encoding="utf-8"?>
+<ds:datastoreItem xmlns:ds="http://schemas.openxmlformats.org/officeDocument/2006/customXml" ds:itemID="{C545EDB0-6DA9-4573-8FDA-4B7CDBF5EFD9}">
+  <ds:schemaRefs>
+    <ds:schemaRef ds:uri="http://schemas.microsoft.com/sharepoint/v3/contenttype/forms"/>
+  </ds:schemaRefs>
+</ds:datastoreItem>
 </file>
 
-<file path=customXml/item4.xml><?xml version="1.0" encoding="utf-8"?>
-<b:Sources xmlns:b="http://schemas.openxmlformats.org/officeDocument/2006/bibliography" xmlns="http://schemas.openxmlformats.org/officeDocument/2006/bibliography" SelectedStyle="\APASixthEditionOfficeOnline.xsl" StyleName="APA" Version="6"/>
+<file path=customXml/itemProps3.xml><?xml version="1.0" encoding="utf-8"?>
+<ds:datastoreItem xmlns:ds="http://schemas.openxmlformats.org/officeDocument/2006/customXml" ds:itemID="{D1D02F96-5624-48FE-AB5F-467181C3EDC1}">
+  <ds:schemaRefs>
+    <ds:schemaRef ds:uri="http://schemas.microsoft.com/office/2006/metadata/properties"/>
+    <ds:schemaRef ds:uri="http://schemas.microsoft.com/office/infopath/2007/PartnerControls"/>
+  </ds:schemaRefs>
+</ds:datastoreItem>
 </file>
 
-<file path=customXml/itemProps1.xml><?xml version="1.0" encoding="utf-8"?>
+<file path=customXml/itemProps4.xml><?xml version="1.0" encoding="utf-8"?>
 <ds:datastoreItem xmlns:ds="http://schemas.openxmlformats.org/officeDocument/2006/customXml" ds:itemID="{BE06CD11-97E7-4DA4-A1E7-C20845DD652C}">
   <ds:schemaRefs>
     <ds:schemaRef ds:uri="http://schemas.microsoft.com/office/2006/metadata/contentType"/>
@@ -10772,29 +11078,4 @@
     <ds:schemaRef ds:uri="http://schemas.microsoft.com/internal/obd"/>
   </ds:schemaRefs>
 </ds:datastoreItem>
-</file>
-
-<file path=customXml/itemProps2.xml><?xml version="1.0" encoding="utf-8"?>
-<ds:datastoreItem xmlns:ds="http://schemas.openxmlformats.org/officeDocument/2006/customXml" ds:itemID="{D1D02F96-5624-48FE-AB5F-467181C3EDC1}">
-  <ds:schemaRefs>
-    <ds:schemaRef ds:uri="http://schemas.microsoft.com/office/2006/metadata/properties"/>
-    <ds:schemaRef ds:uri="http://schemas.microsoft.com/office/infopath/2007/PartnerControls"/>
-  </ds:schemaRefs>
-</ds:datastoreItem>
-</file>
-
-<file path=customXml/itemProps3.xml><?xml version="1.0" encoding="utf-8"?>
-<ds:datastoreItem xmlns:ds="http://schemas.openxmlformats.org/officeDocument/2006/customXml" ds:itemID="{C545EDB0-6DA9-4573-8FDA-4B7CDBF5EFD9}">
-  <ds:schemaRefs>
-    <ds:schemaRef ds:uri="http://schemas.microsoft.com/sharepoint/v3/contenttype/forms"/>
-  </ds:schemaRefs>
-</ds:datastoreItem>
-</file>
-
-<file path=customXml/itemProps4.xml><?xml version="1.0" encoding="utf-8"?>
-<ds:datastoreItem xmlns:ds="http://schemas.openxmlformats.org/officeDocument/2006/customXml" ds:itemID="{AC7D6D9D-ECB1-4908-824D-08F0DF4F21E9}">
-  <ds:schemaRefs>
-    <ds:schemaRef ds:uri="http://schemas.openxmlformats.org/officeDocument/2006/bibliography"/>
-  </ds:schemaRefs>
-</ds:datastoreItem>
 </file>
--- a/Документы/ПМИ.docx
+++ b/Документы/ПМИ.docx
@@ -857,10 +857,8 @@
         <w:pStyle w:val="afc"/>
         <w:spacing w:before="240" w:after="0"/>
         <w:rPr>
-          <w:i/>
-          <w:iCs/>
-          <w:color w:val="000000" w:themeColor="text1"/>
-          <w:sz w:val="24"/>
+          <w:b/>
+          <w:caps/>
         </w:rPr>
       </w:pPr>
       <w:r>
@@ -868,34 +866,39 @@
           <w:color w:val="000000" w:themeColor="text1"/>
           <w:sz w:val="24"/>
         </w:rPr>
-        <w:t xml:space="preserve">Программа и методика испытаний разработана в соответствии с требованиями ГОСТ </w:t>
+        <w:t>Программа и методика испытаний разработана в соответствии с</w:t>
       </w:r>
       <w:r>
         <w:rPr>
           <w:color w:val="000000" w:themeColor="text1"/>
           <w:sz w:val="24"/>
         </w:rPr>
-        <w:t>34.603–92</w:t>
+        <w:t xml:space="preserve"> требованиями </w:t>
       </w:r>
       <w:r>
         <w:rPr>
-          <w:color w:val="000000" w:themeColor="text1"/>
+          <w:sz w:val="24"/>
+        </w:rPr>
+        <w:t xml:space="preserve">ГОСТ Р 59795–2021 </w:t>
+      </w:r>
+      <w:r>
+        <w:rPr>
+          <w:sz w:val="24"/>
+        </w:rPr>
+        <w:t xml:space="preserve">и </w:t>
+      </w:r>
+      <w:r>
+        <w:rPr>
+          <w:sz w:val="24"/>
+        </w:rPr>
+        <w:t>ГОСТ Р 59792–2021</w:t>
+      </w:r>
+      <w:r>
+        <w:rPr>
           <w:sz w:val="24"/>
         </w:rPr>
         <w:t>.</w:t>
       </w:r>
-    </w:p>
-    <w:p>
-      <w:pPr>
-        <w:spacing w:before="0" w:after="200" w:line="276" w:lineRule="auto"/>
-        <w:ind w:firstLine="0"/>
-        <w:contextualSpacing w:val="0"/>
-        <w:jc w:val="left"/>
-        <w:rPr>
-          <w:b/>
-          <w:caps/>
-        </w:rPr>
-      </w:pPr>
       <w:r>
         <w:br w:type="page"/>
       </w:r>
@@ -2553,7 +2556,23 @@
         <w:t xml:space="preserve"> </w:t>
       </w:r>
       <w:r>
-        <w:t>современная реализация классической аркадной игры Snake на языке Python с использованием библиотеки Tkinter.</w:t>
+        <w:t xml:space="preserve">современная реализация классической аркадной игры </w:t>
+      </w:r>
+      <w:proofErr w:type="spellStart"/>
+      <w:r>
+        <w:t>Snake</w:t>
+      </w:r>
+      <w:proofErr w:type="spellEnd"/>
+      <w:r>
+        <w:t xml:space="preserve"> на языке Python с использованием библиотеки </w:t>
+      </w:r>
+      <w:proofErr w:type="spellStart"/>
+      <w:r>
+        <w:t>Tkinter</w:t>
+      </w:r>
+      <w:proofErr w:type="spellEnd"/>
+      <w:r>
+        <w:t>.</w:t>
       </w:r>
     </w:p>
     <w:p>
@@ -2682,10 +2701,7 @@
         <w:t xml:space="preserve">, </w:t>
       </w:r>
       <w:r>
-        <w:t xml:space="preserve">файл с основной информацией </w:t>
-      </w:r>
-      <w:r>
-        <w:t>«</w:t>
+        <w:t>файл с основной информацией «</w:t>
       </w:r>
       <w:r>
         <w:rPr>
@@ -2817,50 +2833,150 @@
       <w:bookmarkEnd w:id="9"/>
     </w:p>
     <w:p>
-      <w:r>
-        <w:t xml:space="preserve">ГОСТ </w:t>
-      </w:r>
-      <w:r>
-        <w:t>34.603–92 «</w:t>
-      </w:r>
-      <w:r>
-        <w:t xml:space="preserve">Информационная технология. Виды испытаний автоматизированных систем», </w:t>
-      </w:r>
-      <w:r>
-        <w:t>т</w:t>
-      </w:r>
-      <w:r>
-        <w:t xml:space="preserve">ехническое задание на разработку игры «Змейка», </w:t>
-      </w:r>
-      <w:r>
-        <w:t>р</w:t>
-      </w:r>
-      <w:r>
-        <w:t xml:space="preserve">уководство пользователя, </w:t>
-      </w:r>
-      <w:r>
-        <w:t>файл «</w:t>
-      </w:r>
-      <w:r>
-        <w:t>README.md</w:t>
-      </w:r>
-      <w:r>
+      <w:pPr>
+        <w:rPr>
+          <w:rFonts w:cs="Times New Roman"/>
+          <w:szCs w:val="24"/>
+        </w:rPr>
+      </w:pPr>
+      <w:r>
+        <w:rPr>
+          <w:rFonts w:cs="Times New Roman"/>
+          <w:szCs w:val="24"/>
+        </w:rPr>
+        <w:t>ГОСТ</w:t>
+      </w:r>
+      <w:r>
+        <w:rPr>
+          <w:rFonts w:cs="Times New Roman"/>
+          <w:szCs w:val="24"/>
+        </w:rPr>
+        <w:t> </w:t>
+      </w:r>
+      <w:r>
+        <w:rPr>
+          <w:rFonts w:cs="Times New Roman"/>
+          <w:szCs w:val="24"/>
+        </w:rPr>
+        <w:t>Р</w:t>
+      </w:r>
+      <w:r>
+        <w:rPr>
+          <w:rFonts w:cs="Times New Roman"/>
+          <w:szCs w:val="24"/>
+        </w:rPr>
+        <w:t> </w:t>
+      </w:r>
+      <w:r>
+        <w:rPr>
+          <w:rFonts w:cs="Times New Roman"/>
+          <w:szCs w:val="24"/>
+        </w:rPr>
+        <w:t>59795–2021 «комплекс стандартов на автоматизированные системы</w:t>
+      </w:r>
+      <w:r>
+        <w:rPr>
+          <w:rFonts w:cs="Times New Roman"/>
+          <w:szCs w:val="24"/>
+        </w:rPr>
+        <w:t xml:space="preserve">. </w:t>
+      </w:r>
+      <w:r>
+        <w:rPr>
+          <w:rFonts w:cs="Times New Roman"/>
+          <w:szCs w:val="24"/>
+        </w:rPr>
+        <w:t>Автоматизированные системы.</w:t>
+      </w:r>
+      <w:r>
+        <w:rPr>
+          <w:rFonts w:cs="Times New Roman"/>
+          <w:szCs w:val="24"/>
+        </w:rPr>
+        <w:t xml:space="preserve"> </w:t>
+      </w:r>
+      <w:r>
+        <w:rPr>
+          <w:rFonts w:cs="Times New Roman"/>
+          <w:szCs w:val="24"/>
+        </w:rPr>
+        <w:t>Требования к содержанию документов</w:t>
+      </w:r>
+      <w:r>
+        <w:rPr>
+          <w:rFonts w:cs="Times New Roman"/>
+          <w:szCs w:val="24"/>
+        </w:rPr>
+        <w:t>»,</w:t>
+      </w:r>
+      <w:r>
+        <w:rPr>
+          <w:rFonts w:cs="Times New Roman"/>
+          <w:szCs w:val="24"/>
+        </w:rPr>
+        <w:t xml:space="preserve"> ГОСТ</w:t>
+      </w:r>
+      <w:r>
+        <w:rPr>
+          <w:rFonts w:cs="Times New Roman"/>
+          <w:szCs w:val="24"/>
+        </w:rPr>
+        <w:t> </w:t>
+      </w:r>
+      <w:r>
+        <w:rPr>
+          <w:rFonts w:cs="Times New Roman"/>
+          <w:szCs w:val="24"/>
+        </w:rPr>
+        <w:t>Р</w:t>
+      </w:r>
+      <w:r>
+        <w:rPr>
+          <w:rFonts w:cs="Times New Roman"/>
+          <w:szCs w:val="24"/>
+        </w:rPr>
+        <w:t> </w:t>
+      </w:r>
+      <w:r>
+        <w:rPr>
+          <w:rFonts w:cs="Times New Roman"/>
+          <w:szCs w:val="24"/>
+        </w:rPr>
+        <w:t>59792–2021</w:t>
+      </w:r>
+      <w:r>
+        <w:rPr>
+          <w:rFonts w:cs="Times New Roman"/>
+          <w:szCs w:val="24"/>
+        </w:rPr>
+        <w:t xml:space="preserve"> «</w:t>
+      </w:r>
+      <w:r>
+        <w:rPr>
+          <w:rFonts w:cs="Times New Roman"/>
+          <w:szCs w:val="24"/>
+        </w:rPr>
+        <w:t xml:space="preserve">комплекс стандартов на автоматизированные системы. </w:t>
+      </w:r>
+      <w:r>
+        <w:rPr>
+          <w:rFonts w:cs="Times New Roman"/>
+          <w:szCs w:val="24"/>
+        </w:rPr>
+        <w:t>Виды испытаний автоматизированных систем</w:t>
+      </w:r>
+      <w:r>
+        <w:rPr>
+          <w:rFonts w:cs="Times New Roman"/>
+          <w:szCs w:val="24"/>
+        </w:rPr>
         <w:t>»</w:t>
       </w:r>
       <w:r>
-        <w:t xml:space="preserve"> </w:t>
-      </w:r>
-      <w:r>
-        <w:t xml:space="preserve">в </w:t>
-      </w:r>
-      <w:r>
-        <w:t>репозитори</w:t>
-      </w:r>
-      <w:r>
-        <w:t>и</w:t>
-      </w:r>
-      <w:r>
-        <w:t>.</w:t>
+        <w:rPr>
+          <w:szCs w:val="24"/>
+        </w:rPr>
+        <w:t>, техническое задание на разработку игры «Змейка», руководство пользователя, файл «README.md» в репозитории.</w:t>
       </w:r>
     </w:p>
     <w:p>
@@ -2924,9 +3040,6 @@
       <w:bookmarkEnd w:id="15"/>
     </w:p>
     <w:p>
-      <w:pPr>
-        <w:ind w:firstLine="0"/>
-      </w:pPr>
       <w:r>
         <w:t>Исполнитель – студент группы ИСПк-203-52-00 Шильников М.Ю</w:t>
       </w:r>
@@ -2934,7 +3047,15 @@
         <w:t xml:space="preserve">, </w:t>
       </w:r>
       <w:r>
-        <w:t>Заказчик – комиссия ВятГУ.</w:t>
+        <w:t xml:space="preserve">Заказчик – комиссия </w:t>
+      </w:r>
+      <w:proofErr w:type="spellStart"/>
+      <w:r>
+        <w:t>ВятГУ</w:t>
+      </w:r>
+      <w:proofErr w:type="spellEnd"/>
+      <w:r>
+        <w:t>.</w:t>
       </w:r>
     </w:p>
     <w:p>
@@ -2958,9 +3079,6 @@
       <w:bookmarkEnd w:id="18"/>
     </w:p>
     <w:p>
-      <w:pPr>
-        <w:ind w:firstLine="0"/>
-      </w:pPr>
       <w:r>
         <w:t>Настоящая программа и методика испытаний</w:t>
       </w:r>
@@ -3033,7 +3151,6 @@
     <w:p>
       <w:pPr>
         <w:pStyle w:val="vguList2"/>
-        <w:ind w:firstLine="709"/>
       </w:pPr>
       <w:r>
         <w:t>проверка комплектности и документации;</w:t>
@@ -3042,7 +3159,6 @@
     <w:p>
       <w:pPr>
         <w:pStyle w:val="vguList2"/>
-        <w:ind w:firstLine="709"/>
       </w:pPr>
       <w:r>
         <w:t>функциональное тестирование;</w:t>
@@ -3051,7 +3167,6 @@
     <w:p>
       <w:pPr>
         <w:pStyle w:val="vguList2"/>
-        <w:ind w:firstLine="709"/>
       </w:pPr>
       <w:r>
         <w:t>тестирование интерфейса и управления;</w:t>
@@ -3060,7 +3175,6 @@
     <w:p>
       <w:pPr>
         <w:pStyle w:val="vguList2"/>
-        <w:ind w:firstLine="709"/>
       </w:pPr>
       <w:r>
         <w:t>тестирование на устойчивость и обработку ошибок;</w:t>
@@ -3069,7 +3183,6 @@
     <w:p>
       <w:pPr>
         <w:pStyle w:val="vguList2"/>
-        <w:ind w:firstLine="709"/>
       </w:pPr>
       <w:r>
         <w:t>нагрузочное тестирование (длительная игра);</w:t>
@@ -3078,7 +3191,6 @@
     <w:p>
       <w:pPr>
         <w:pStyle w:val="vguList2"/>
-        <w:ind w:firstLine="709"/>
       </w:pPr>
       <w:r>
         <w:t>проверка сборки.</w:t>
@@ -3265,13 +3377,7 @@
         <w:ind w:firstLine="0"/>
       </w:pPr>
       <w:r>
-        <w:t xml:space="preserve">Таблица 1 </w:t>
-      </w:r>
-      <w:r>
-        <w:t xml:space="preserve">– </w:t>
-      </w:r>
-      <w:r>
-        <w:t>Технические требования</w:t>
+        <w:t>Таблица 1 – Технические требования</w:t>
       </w:r>
     </w:p>
     <w:tbl>
@@ -3324,7 +3430,15 @@
               <w:jc w:val="center"/>
             </w:pPr>
             <w:r>
-              <w:t>Требование(-ия)</w:t>
+              <w:t>Требование(-</w:t>
+            </w:r>
+            <w:proofErr w:type="spellStart"/>
+            <w:r>
+              <w:t>ия</w:t>
+            </w:r>
+            <w:proofErr w:type="spellEnd"/>
+            <w:r>
+              <w:t>)</w:t>
             </w:r>
           </w:p>
         </w:tc>
@@ -3717,7 +3831,29 @@
                 <w:szCs w:val="24"/>
                 <w:lang w:eastAsia="ar-SA"/>
               </w:rPr>
-              <w:t>№ п.п.</w:t>
+              <w:t xml:space="preserve">№ </w:t>
+            </w:r>
+            <w:proofErr w:type="spellStart"/>
+            <w:r>
+              <w:rPr>
+                <w:rFonts w:eastAsia="SimSun"/>
+                <w:b/>
+                <w:bCs/>
+                <w:szCs w:val="24"/>
+                <w:lang w:eastAsia="ar-SA"/>
+              </w:rPr>
+              <w:t>п.п</w:t>
+            </w:r>
+            <w:proofErr w:type="spellEnd"/>
+            <w:r>
+              <w:rPr>
+                <w:rFonts w:eastAsia="SimSun"/>
+                <w:b/>
+                <w:bCs/>
+                <w:szCs w:val="24"/>
+                <w:lang w:eastAsia="ar-SA"/>
+              </w:rPr>
+              <w:t>.</w:t>
             </w:r>
           </w:p>
         </w:tc>
@@ -5148,8 +5284,21 @@
               <w:spacing w:before="0" w:line="240" w:lineRule="auto"/>
               <w:ind w:firstLine="0"/>
             </w:pPr>
-            <w:r>
-              <w:t>«       »                       20</w:t>
+            <w:proofErr w:type="gramStart"/>
+            <w:r>
+              <w:t xml:space="preserve">«  </w:t>
+            </w:r>
+            <w:proofErr w:type="gramEnd"/>
+            <w:r>
+              <w:t xml:space="preserve">   </w:t>
+            </w:r>
+            <w:proofErr w:type="gramStart"/>
+            <w:r>
+              <w:t xml:space="preserve">  »</w:t>
+            </w:r>
+            <w:proofErr w:type="gramEnd"/>
+            <w:r>
+              <w:t xml:space="preserve">                       20</w:t>
             </w:r>
             <w:r>
               <w:softHyphen/>
@@ -5332,7 +5481,15 @@
               <w:ind w:firstLine="0"/>
             </w:pPr>
             <w:r>
-              <w:t>Студент Колледжа ВятГУ группы ИСПк-</w:t>
+              <w:t xml:space="preserve">Студент Колледжа </w:t>
+            </w:r>
+            <w:proofErr w:type="spellStart"/>
+            <w:r>
+              <w:t>ВятГУ</w:t>
+            </w:r>
+            <w:proofErr w:type="spellEnd"/>
+            <w:r>
+              <w:t xml:space="preserve"> группы ИСПк-</w:t>
             </w:r>
             <w:r>
               <w:t>2</w:t>
@@ -5455,7 +5612,15 @@
               <w:ind w:firstLine="0"/>
             </w:pPr>
             <w:r>
-              <w:t>Гюльмамедова Л.Э. </w:t>
+              <w:t>Гюльмамедова </w:t>
+            </w:r>
+            <w:proofErr w:type="gramStart"/>
+            <w:r>
+              <w:t>Л.Э.</w:t>
+            </w:r>
+            <w:proofErr w:type="gramEnd"/>
+            <w:r>
+              <w:t> </w:t>
             </w:r>
           </w:p>
         </w:tc>
@@ -5517,8 +5682,13 @@
               <w:ind w:firstLine="0"/>
             </w:pPr>
             <w:r>
-              <w:t>Чистяков Г.А.</w:t>
-            </w:r>
+              <w:t>Чистяков </w:t>
+            </w:r>
+            <w:proofErr w:type="gramStart"/>
+            <w:r>
+              <w:t>Г.А.</w:t>
+            </w:r>
+            <w:proofErr w:type="gramEnd"/>
           </w:p>
         </w:tc>
         <w:tc>
@@ -5610,7 +5780,21 @@
               <w:rPr>
                 <w:b/>
               </w:rPr>
-              <w:t xml:space="preserve"> п.п.</w:t>
+              <w:t xml:space="preserve"> </w:t>
+            </w:r>
+            <w:proofErr w:type="spellStart"/>
+            <w:r>
+              <w:rPr>
+                <w:b/>
+              </w:rPr>
+              <w:t>п.п</w:t>
+            </w:r>
+            <w:proofErr w:type="spellEnd"/>
+            <w:r>
+              <w:rPr>
+                <w:b/>
+              </w:rPr>
+              <w:t>.</w:t>
             </w:r>
           </w:p>
         </w:tc>
@@ -7359,7 +7543,7 @@
       <w:lvlText w:val=""/>
       <w:lvlJc w:val="left"/>
       <w:pPr>
-        <w:ind w:left="1354" w:hanging="360"/>
+        <w:ind w:left="2772" w:hanging="360"/>
       </w:pPr>
       <w:rPr>
         <w:rFonts w:ascii="Symbol" w:hAnsi="Symbol" w:hint="default"/>
@@ -7371,7 +7555,7 @@
       <w:lvlText w:val=""/>
       <w:lvlJc w:val="left"/>
       <w:pPr>
-        <w:ind w:left="1725" w:hanging="360"/>
+        <w:ind w:left="3143" w:hanging="360"/>
       </w:pPr>
       <w:rPr>
         <w:rFonts w:ascii="Symbol" w:hAnsi="Symbol" w:hint="default"/>
@@ -7383,7 +7567,7 @@
       <w:lvlText w:val=""/>
       <w:lvlJc w:val="left"/>
       <w:pPr>
-        <w:ind w:left="2445" w:hanging="360"/>
+        <w:ind w:left="3863" w:hanging="360"/>
       </w:pPr>
       <w:rPr>
         <w:rFonts w:ascii="Wingdings" w:hAnsi="Wingdings" w:hint="default"/>
@@ -7395,7 +7579,7 @@
       <w:lvlText w:val=""/>
       <w:lvlJc w:val="left"/>
       <w:pPr>
-        <w:ind w:left="3165" w:hanging="360"/>
+        <w:ind w:left="4583" w:hanging="360"/>
       </w:pPr>
       <w:rPr>
         <w:rFonts w:ascii="Symbol" w:hAnsi="Symbol" w:hint="default"/>
@@ -7407,7 +7591,7 @@
       <w:lvlText w:val="o"/>
       <w:lvlJc w:val="left"/>
       <w:pPr>
-        <w:ind w:left="3885" w:hanging="360"/>
+        <w:ind w:left="5303" w:hanging="360"/>
       </w:pPr>
       <w:rPr>
         <w:rFonts w:ascii="Courier New" w:hAnsi="Courier New" w:cs="Courier New" w:hint="default"/>
@@ -7419,7 +7603,7 @@
       <w:lvlText w:val=""/>
       <w:lvlJc w:val="left"/>
       <w:pPr>
-        <w:ind w:left="4605" w:hanging="360"/>
+        <w:ind w:left="6023" w:hanging="360"/>
       </w:pPr>
       <w:rPr>
         <w:rFonts w:ascii="Wingdings" w:hAnsi="Wingdings" w:hint="default"/>
@@ -7431,7 +7615,7 @@
       <w:lvlText w:val=""/>
       <w:lvlJc w:val="left"/>
       <w:pPr>
-        <w:ind w:left="5325" w:hanging="360"/>
+        <w:ind w:left="6743" w:hanging="360"/>
       </w:pPr>
       <w:rPr>
         <w:rFonts w:ascii="Symbol" w:hAnsi="Symbol" w:hint="default"/>
@@ -7443,7 +7627,7 @@
       <w:lvlText w:val="o"/>
       <w:lvlJc w:val="left"/>
       <w:pPr>
-        <w:ind w:left="6045" w:hanging="360"/>
+        <w:ind w:left="7463" w:hanging="360"/>
       </w:pPr>
       <w:rPr>
         <w:rFonts w:ascii="Courier New" w:hAnsi="Courier New" w:cs="Courier New" w:hint="default"/>
@@ -7455,7 +7639,7 @@
       <w:lvlText w:val=""/>
       <w:lvlJc w:val="left"/>
       <w:pPr>
-        <w:ind w:left="6765" w:hanging="360"/>
+        <w:ind w:left="8183" w:hanging="360"/>
       </w:pPr>
       <w:rPr>
         <w:rFonts w:ascii="Wingdings" w:hAnsi="Wingdings" w:hint="default"/>
@@ -10809,10 +10993,6 @@
 </file>
 
 <file path=customXml/item1.xml><?xml version="1.0" encoding="utf-8"?>
-<b:Sources xmlns:b="http://schemas.openxmlformats.org/officeDocument/2006/bibliography" xmlns="http://schemas.openxmlformats.org/officeDocument/2006/bibliography" SelectedStyle="\APASixthEditionOfficeOnline.xsl" StyleName="APA" Version="6"/>
-</file>
-
-<file path=customXml/item2.xml><?xml version="1.0" encoding="utf-8"?>
 <?mso-contentType ?>
 <FormTemplates xmlns="http://schemas.microsoft.com/sharepoint/v3/contenttype/forms">
   <Display>DocumentLibraryForm</Display>
@@ -10821,13 +11001,13 @@
 </FormTemplates>
 </file>
 
-<file path=customXml/item3.xml><?xml version="1.0" encoding="utf-8"?>
+<file path=customXml/item2.xml><?xml version="1.0" encoding="utf-8"?>
 <p:properties xmlns:p="http://schemas.microsoft.com/office/2006/metadata/properties" xmlns:xsi="http://www.w3.org/2001/XMLSchema-instance" xmlns:pc="http://schemas.microsoft.com/office/infopath/2007/PartnerControls">
   <documentManagement/>
 </p:properties>
 </file>
 
-<file path=customXml/item4.xml><?xml version="1.0" encoding="utf-8"?>
+<file path=customXml/item3.xml><?xml version="1.0" encoding="utf-8"?>
 <ct:contentTypeSchema xmlns:ct="http://schemas.microsoft.com/office/2006/metadata/contentType" xmlns:ma="http://schemas.microsoft.com/office/2006/metadata/properties/metaAttributes" ct:_="" ma:_="" ma:contentTypeName="Документ" ma:contentTypeID="0x010100895006E4339BF24CAA0F5B167E451061" ma:contentTypeVersion="11" ma:contentTypeDescription="Создание документа." ma:contentTypeScope="" ma:versionID="ee66b34cdb7d5be00a86ac9db559fc97">
   <xsd:schema xmlns:xsd="http://www.w3.org/2001/XMLSchema" xmlns:xs="http://www.w3.org/2001/XMLSchema" xmlns:p="http://schemas.microsoft.com/office/2006/metadata/properties" xmlns:ns3="a1eb269e-cbf3-465a-8e4a-8d42bc45f09f" xmlns:ns4="a042d032-8e16-4c5e-a37e-70d449039bd2" targetNamespace="http://schemas.microsoft.com/office/2006/metadata/properties" ma:root="true" ma:fieldsID="9831aabdbf23b96857ccdb3f4e1a7ec2" ns3:_="" ns4:_="">
     <xsd:import namespace="a1eb269e-cbf3-465a-8e4a-8d42bc45f09f"/>
@@ -11036,15 +11216,11 @@
 </ct:contentTypeSchema>
 </file>
 
-<file path=customXml/itemProps1.xml><?xml version="1.0" encoding="utf-8"?>
-<ds:datastoreItem xmlns:ds="http://schemas.openxmlformats.org/officeDocument/2006/customXml" ds:itemID="{AC7D6D9D-ECB1-4908-824D-08F0DF4F21E9}">
-  <ds:schemaRefs>
-    <ds:schemaRef ds:uri="http://schemas.openxmlformats.org/officeDocument/2006/bibliography"/>
-  </ds:schemaRefs>
-</ds:datastoreItem>
+<file path=customXml/item4.xml><?xml version="1.0" encoding="utf-8"?>
+<b:Sources xmlns:b="http://schemas.openxmlformats.org/officeDocument/2006/bibliography" xmlns="http://schemas.openxmlformats.org/officeDocument/2006/bibliography" SelectedStyle="\APASixthEditionOfficeOnline.xsl" StyleName="APA" Version="6"/>
 </file>
 
-<file path=customXml/itemProps2.xml><?xml version="1.0" encoding="utf-8"?>
+<file path=customXml/itemProps1.xml><?xml version="1.0" encoding="utf-8"?>
 <ds:datastoreItem xmlns:ds="http://schemas.openxmlformats.org/officeDocument/2006/customXml" ds:itemID="{C545EDB0-6DA9-4573-8FDA-4B7CDBF5EFD9}">
   <ds:schemaRefs>
     <ds:schemaRef ds:uri="http://schemas.microsoft.com/sharepoint/v3/contenttype/forms"/>
@@ -11052,7 +11228,7 @@
 </ds:datastoreItem>
 </file>
 
-<file path=customXml/itemProps3.xml><?xml version="1.0" encoding="utf-8"?>
+<file path=customXml/itemProps2.xml><?xml version="1.0" encoding="utf-8"?>
 <ds:datastoreItem xmlns:ds="http://schemas.openxmlformats.org/officeDocument/2006/customXml" ds:itemID="{D1D02F96-5624-48FE-AB5F-467181C3EDC1}">
   <ds:schemaRefs>
     <ds:schemaRef ds:uri="http://schemas.microsoft.com/office/2006/metadata/properties"/>
@@ -11061,7 +11237,7 @@
 </ds:datastoreItem>
 </file>
 
-<file path=customXml/itemProps4.xml><?xml version="1.0" encoding="utf-8"?>
+<file path=customXml/itemProps3.xml><?xml version="1.0" encoding="utf-8"?>
 <ds:datastoreItem xmlns:ds="http://schemas.openxmlformats.org/officeDocument/2006/customXml" ds:itemID="{BE06CD11-97E7-4DA4-A1E7-C20845DD652C}">
   <ds:schemaRefs>
     <ds:schemaRef ds:uri="http://schemas.microsoft.com/office/2006/metadata/contentType"/>
@@ -11078,4 +11254,12 @@
     <ds:schemaRef ds:uri="http://schemas.microsoft.com/internal/obd"/>
   </ds:schemaRefs>
 </ds:datastoreItem>
+</file>
+
+<file path=customXml/itemProps4.xml><?xml version="1.0" encoding="utf-8"?>
+<ds:datastoreItem xmlns:ds="http://schemas.openxmlformats.org/officeDocument/2006/customXml" ds:itemID="{AC7D6D9D-ECB1-4908-824D-08F0DF4F21E9}">
+  <ds:schemaRefs>
+    <ds:schemaRef ds:uri="http://schemas.openxmlformats.org/officeDocument/2006/bibliography"/>
+  </ds:schemaRefs>
+</ds:datastoreItem>
 </file>